--- a/zaini_case_audit_output/outputs/word/documents/072_مذكرة إلحاقية على قضية 42824717 ـ التماس ـ تناقض الحكم - 28-01-2026.pdf.docx
+++ b/zaini_case_audit_output/outputs/word/documents/072_مذكرة إلحاقية على قضية 42824717 ـ التماس ـ تناقض الحكم - 28-01-2026.pdf.docx
@@ -78,7 +78,7 @@
           <w:b w:val="0"/>
           <w:i w:val="0"/>
         </w:rPr>
-        <w:t>، حفظھم هللا أصحاب الفضیلة رئیس وأعضاء الدائرة االستئنافیة الثانیة بمحکمة االستئناف بجدة</w:t>
+        <w:t>ةدجب فانئتسلاا ةمکحمب ةیناثلا ةیفانئتسلاا ةرئادلا ءاضعأو سیئر ةلیضفلا باحصأ الله مھظفح ،</w:t>
       </w:r>
     </w:p>
     <w:p>
@@ -91,7 +91,7 @@
           <w:b w:val="0"/>
           <w:i w:val="0"/>
         </w:rPr>
-        <w:t>بعد سداد الرھن. ، وال یقلل من صحتھ تأخر اإلفراغ لما علیھ دون أن یطالب بأي حقوق إضافیة تجاه الشرکة أو أبنائھ یجعل الحق مستقرا للمشتري وھو المدعی ھـ ١٤٣٨ إلی وفاتھ عام والمورث ، واستمر ھو ١٤٣١ علی العقد عام - وھو التاجر الخبیر - کما أن توقیع المورث شيء من أمالکھ ألحد أبنائھ؟ ینسی ولم تأخذ بذلك في حسبانھا عندما تحدثت عن إقراره بأنھ لم یبع أي ، ثم أثبتت أنھ قبل تاریخ التقریر الطبي صحیحا تم یکمن التناقض في أن الدائرة لم تأخذ بالعقد الصحیح الذي ھـ حیث أثبت في طیاتھ أن المورث یعاني من النسیان. ١٤٣٢ ٨/٦/ مستشفی الصحة النفسیة المؤرخ في ھـ یبین عدم إدراك المورث، وعززه تقریر طبي في ١٤٣١ / ١٢ ٢/ بتاریخ إلی أن قال: "کما أن الثابت صدور تقریر طبي من مدینة الملك عبد العزیز الطبیة (مستشفی الحرس الوطني) ھـ" ... ١٤٣٣ ٨/٦/ ) وتاریخ ٣٣٢٨٦٣٩٢ بأنھ لم یبع أي شيء من أمالکھ ألحد أبنائھ، والمثبت بالصك رقم ( مورث ھـ والذي حضر فیھ المورث أمامھ من أجل توکیل ابنھ أسامة، "أقر ال ١٤٤٢ /٢/ ١٨ بجدة المؤرخ في بأن خطاب قاضي المحکمة العامة ١٤ تناقض الحکم في أسبابھ حیث ذکر في ص التناقض حول المورث: أوال: علما بوجود عدد من التناقضات توجب إعادة النظر في الحکم وقبول االلتماس ومنھا: کم نحیط أصحاب الفضیلة: ضد موکلي أغلبھا کیدیة تم خسارتھا. ضده العدید من القضایا ھـ، بتأیید حکم محکمة الدرجة األولی ثم أقام المستأنف ١٤٤٥ / ٠٣ / ١٣ ) وتاریخ ٤٥٣٠٢٤١٦٢٢ االستئناف رقم ( بعقد یتوافق مع الشروط الشرعیة وحال حیاتھ، ثم صدر حکم محکمة و تم في حیاة المورث مع العلم أن ھذا البیع ثم إعادة تقییم الحصص علی اعتبار أن البیع صحیح ولکن فیھ غبن، بحصتھم من البیع طالبوا بإبطال عقد البیع ثم ھـ في المحکمة التجاریة، وطالبوا فیھا ١٤٤٢ / ١٢ / ٢٥ وتاریخ ) ٤٢٨٢٤٧١٧ ( أقام المستأنف ضدھم الدعوى رقم ٣- المطالبة فیما یتعلق بھذه الشرکات. ، وعلیھ یسقط حقھ في الشرکات مھما کان نوعھا أو سببھا في الماضي والحاضر والمستقبل فیما یتعلق بتلك المستأنف في أي مطلب أو دعوى إبراء ذمة شامل ونھائي لذمة موکلي، وإسقاطا لحق - کما ورد فیھ نصا - ) شرکة) ویعتبر التخارج بالصلح ١١ ( من الشرکات المحددة في الصلح وعددھا ) وغیرھا ٤٠٣٠١٦ ٩ ١٠٢ أحمد زیني التجاریة المحدودة سجل تجاري ( شرکة ھـ، علی أال تکون لھم أي مطالبات علی ( ١٤٣٢ / ١٢ ٢/ خ وتحدیدا في تاری أعاله عقد البیع المشار إلیھ بعد االتفاق والتراضي ب موکلي، والذي تم ، وبین الملتمس ضدھم ھـ متضمنا التصالح بین ١٤٣٢ / ١٢ ٢/ وتاریخ ) /٢ ١٧ / ١٨٥ صدر الحکم القضائي من الدائرة التجاریة السابعة عشر بالمحکمة اإلداریة بجدة الصادر برقم ( ٢- . صحة البیع یعترض أحد وقتھا علی نھ لم أ ، کما " متوافق مع صحیح الشرع یجب الوفاء بھ تراض عن البیع إنما :" وسلم فھو بیع صحیح تم بتراضي الطرفین لقولھ صلی هللا علیھ أو نظامیة تطعن في أھلیة الطرفین وقت توقیع العقد، المورث، ودون أي قیود أو ملحوظات شرعیة (البائع) وھو ھذا البیع صحیحا في حیاة وتم صحیح الشرع والنظام ومتوافق مع وھو تصرف صحیح ، عبده مسعد الوصابي واألستاذ فیصل القثامي، واألستاذ عدنان النھدي، شھود ھم: األستاذ ثالثة و توقیع البائع وعلیھ ھـ، ١٤٣١ / ٠٩ / ٢٠ بتاریخ مع والده ا صحیح ا عقد ع الملتمس وق ١- أجملھا في النقاط التالیة: الوقائع: مما یوجب إعادة النظر فیھ. لفضیلة بھذه المذکرة اإللحاقیة ببیان أھم التناقضات في الحکم رقم (........) وتاریخ ..../../.. نتقدم ألصحاب ا إشارة للموضوع أعاله وإلی التماس إعادة النظر المقدم عن موکلنا أسامة أحمد عباس زیني بموجب الوکالة ھـ ١٤٤٥ /٣/ ١٣ ، وتاریخ ٤٥٣٠٢٤١٦٢٢ التجاریة بجدة بالصك رقم ( ھـ والمؤید من دائرة االستئناف الثانیة بالمحکمة ١٤٤٢ / ١٢ / ٢٥ ) وتاریخ ٤٢٨٢٤٧١٧ في القضیة رقم ( ھـ ١٤٤٥ / ٠١ / ٠١ ) وتاریخ ٤٤٣١٠٢٥١١٤ الموضوع: مذکرة إلحاقیة ببیان أھم التناقضات في الحکم رقم ( السالم علیکم ورحمة هللا وبرکاتھ</w:t>
+        <w:t>ھتاکربو الله ةمحرو مکیلع ملاسلا ) مقر مکحلا يف تاضقانتلا مھأ نایبب ةیقاحلإ ةرکذم :عوضوملا ٤٤٣١٠٢٥١١٤ خیراتو ( ٠١ / ٠١ / ١٤٤٥ ـھ ) مقر ةیضقلا يف ٤٢٨٢٤٧١٧ خیراتو ( ٢٥ / ١٢ / ١٤٤٢ ةمکحملاب ةیناثلا فانئتسلاا ةرئاد نم دیؤملاو ـھ ) مقر كصلاب ةدجب ةیراجتلا ٤٥٣٠٢٤١٦٢٢ خیراتو ، ١٣ /٣/ ١٤٤٥ ـھ ةلاکولا بجومب ينیز سابع دمحأ ةماسأ انلکوم نع مدقملا رظنلا ةداعإ سامتلا یلإو هلاعأ عوضوملل ةراشإ ا باحصلأ مدقتن ..../../.. خیراتو (........) مقر مکحلا يف تاضقانتلا مھأ نایبب ةیقاحللإا ةرکذملا هذھب ةلیضفل .ھیف رظنلا ةداعإ بجوی امم :عئاقولا :ةیلاتلا طاقنلا يف اھلمجأ ١- قو سمتلملا ع دقع ا حیحص ا هدلاو عم خیراتب ٢٠ / ٠٩ / ١٤٣١ ،ـھ ھیلعو عئابلا عیقوت و ةثلاث ذاتسلأا :مھ دوھش ،يدھنلا ناندع ذاتسلأاو ،يماثقلا لصیف ذاتسلأاو يباصولا دعسم هدبع ، حیحص فرصت وھو عم قفاوتمو ماظنلاو عرشلا حیحص متو ةایح يف احیحص عیبلا اذھ وھو (عئابلا) ةیعرش تاظوحلم وأ دویق يأ نودو ،ثروملا ،دقعلا عیقوت تقو نیفرطلا ةیلھأ يف نعطت ةیماظن وأ ھیلع الله یلص ھلوقل نیفرطلا يضارتب مت حیحص عیب وھف ملسو ": امنإ عیبلا نع ضارت ھب ءافولا بجی عرشلا حیحص عم قفاوتم " امک ، أ مل ھن یلع اھتقو دحأ ضرتعی عیبلا ةحص . ٢- ) مقرب رداصلا ةدجب ةیرادلإا ةمکحملاب رشع ةعباسلا ةیراجتلا ةرئادلا نم يئاضقلا مکحلا ردص ١٨٥ / ١٧ /٢ ( خیراتو ٢/ ١٢ / ١٤٣٢ نیب حلاصتلا انمضتم ـھ مھدض سمتلملا نیبو ، مت يذلاو ،يلکوم ب يضارتلاو قافتلاا دعب ھیلإ راشملا عیبلا دقع هلاعأ یرات يف ادیدحتو خ ٢/ ١٢ / ١٤٣٢ ) یلع تابلاطم يأ مھل نوکت لاأ یلع ،ـھ ةکرش ) يراجت لجس ةدودحملا ةیراجتلا ينیز دمحأ ١٠٢ ٩ ٤٠٣٠١٦ اھریغو ( اھددعو حلصلا يف ةددحملا تاکرشلا نم ) ١١ حلصلاب جراختلا ربتعیو (ةکرش ( - اصن ھیف درو امک - قحل اطاقسإو ،يلکوم ةمذل يئاھنو لماش ةمذ ءاربإ ىوعد وأ بلطم يأ يف فنأتسملا كلتب قلعتی امیف لبقتسملاو رضاحلاو يضاملا يف اھببس وأ اھعون ناک امھم تاکرشلا يف ھقح طقسی ھیلعو ، .تاکرشلا هذھب قلعتی امیف ةبلاطملا ٣- مقر ىوعدلا مھدض فنأتسملا ماقأ ) ٤٢٨٢٤٧١٧ ( خیراتو ٢٥ / ١٢ / ١٤٤٢ اھیف اوبلاطو ،ةیراجتلا ةمکحملا يف ـھ مث عیبلا دقع لاطبإب اوبلاط عیبلا نم مھتصحب ،نبغ ھیف نکلو حیحص عیبلا نأ رابتعا یلع صصحلا مییقت ةداعإ مث عیبلا اذھ نأ ملعلا عم ثروملا ةایح يف مت و ةمکحم مکح ردص مث ،ھتایح لاحو ةیعرشلا طورشلا عم قفاوتی دقعب ) مقر فانئتسلاا ٤٥٣٠٢٤١٦٢٢ خیراتو ( ١٣ / ٠٣ / ١٤٤٥ فنأتسملا ماقأ مث یلولأا ةجردلا ةمکحم مکح دییأتب ،ـھ ایاضقلا نم دیدعلا هدض .اھتراسخ مت ةیدیک اھبلغأ يلکوم دض :ةلیضفلا باحصأ طیحن مک :اھنمو سامتللاا لوبقو مکحلا يف رظنلا ةداعإ بجوت تاضقانتلا نم ددع دوجوب املع :لاوأ :ثروملا لوح ضقانتلا ص يف رکذ ثیح ھبابسأ يف مکحلا ضقانت ١٤ ةماعلا ةمکحملا يضاق باطخ نأب يف خرؤملا ةدجب ١٨ /٢/ ١٤٤٢ لا رقأ" ،ةماسأ ھنبا لیکوت لجأ نم ھمامأ ثروملا ھیف رضح يذلاو ـھ ثروم ) مقر كصلاب تبثملاو ،ھئانبأ دحلأ ھکلامأ نم ءيش يأ عبی مل ھنأب ٣٣٢٨٦٣٩٢ خیراتو ( ٨/٦/ ١٤٣٣ ... "ـھ (ينطولا سرحلا یفشتسم) ةیبطلا زیزعلا دبع كلملا ةنیدم نم يبط ریرقت رودص تباثلا نأ امک" :لاق نأ یلإ خیراتب ٢/ ١٢ / ١٤٣١ يف يبط ریرقت هززعو ،ثروملا كاردإ مدع نیبی ـھ يف خرؤملا ةیسفنلا ةحصلا یفشتسم ٨/٦/ ١٤٣٢ .نایسنلا نم يناعی ثروملا نأ ھتایط يف تبثأ ثیح ـھ يذلا حیحصلا دقعلاب ذخأت مل ةرئادلا نأ يف ضقانتلا نمکی مت احیحص يبطلا ریرقتلا خیرات لبق ھنأ تتبثأ مث ، يأ عبی مل ھنأب هرارقإ نع تثدحت امدنع اھنابسح يف كلذب ذخأت ملو یسنی ؟ھئانبأ دحلأ ھکلامأ نم ءيش ثروملا عیقوت نأ امک - ریبخلا رجاتلا وھو - ماع دقعلا یلع ١٤٣١ وھ رمتساو ، ثروملاو ماع ھتافو یلإ ١٤٣٨ ـھ یعدملا وھو يرتشملل ارقتسم قحلا لعجی ھئانبأ وأ ةکرشلا هاجت ةیفاضإ قوقح يأب بلاطی نأ نود ھیلع امل غارفلإا رخأت ھتحص نم للقی لاو ، .نھرلا دادس دعب</w:t>
       </w:r>
     </w:p>
     <w:p>
@@ -117,7 +117,7 @@
           <w:b w:val="0"/>
           <w:i w:val="0"/>
         </w:rPr>
-        <w:t>عندما أدرك المدعي أن دفاعھ القائم علی الطعن في مشروعیة العقد بادعاء ثم ضعف الموقف ، وعدم التماسك یدل علی ، في صحتھ وادعاء تزویر التوقیع التمسك بالعقد ثم الطعن إن . العقد وادعی أنھ مزور أو غیر صحیح طعن في صحة : الحقا ثم . أقر بالبیع ولکن طالب بإبطال العقد : البدایة ففي ، م تراجعوا األمر للتحقیقات الجنائیة ث "مؤکدا أن المدعین یطعنون في صحة ھذا العقد شکال ومضمونا"، وذلك بالتزویر ووصل المدعین في صحتھ ) طعن ٣ الصك ص ( س ، وورد في نف ھو الثمن أو المقابل العقد سبب الطعن في ومعنی ھذا أن ، ملیون لاير ) ١٢٠ ( الذي تم بمقابل مبلغ بإبطال العقد المدعي فیھا طالب صالح محمد الزایدي في المحکمة العامة بجدة ھـ المنظورة لدى القاضي ١٤٣٣ ٨/٦/ ) وتاریخ ٣٣٢٨٦٣٩٢ الدعوى رقم ( ) أن ٢ ورد في صك الحکم ص ( ١- : خامسا: التناقض في الموقف من عقد البیع . بنکیة) ومستندات ، وعلیھ شھود موقع و صحیح محرر (عقد مثل: مستندات رسمیة موثقة الدلیل القاطع الذي ینقض تقییم الحصص بمعزل عن ھذا الحدث الجوھري، کما أن التقریر مجرد رأي استشاري ال یرقی إلی مستوى ھو بحد ذاتھ عامل یرفع القیمة السوقیة للشرکة ککل، فال یصح و ، للشرکة بعد شراء الحصص کمساھم بمالھا وھو (شرکة أوزکو المحدودة) مثل دخول شریك جدید خاصة وھناك عوامل رفعت القیمة لم تؤخذ في الحسبان ، في عالم الشرکات فإن مدة سنة کافیة لحدوث تغیرات جذریة في القیمة ھ وال یخفی أن ، ھـ) ١٤٣١ البیع تم في ھـ بینما ١٤٣٢ التقییم تم بعد سنة کاملة من البیع ( ف : التوقیت وعدم مراعاة إغفال ٣- . لیھ من ملحوظات ما ع بینما اعتمد الحکم علی دلیل غیر محکم یتمثل في تقریر المحاسب رغم ، غ دیون علی والده المورث من ھذا المبل وقیام موکلي بدفع ، لاير) ٠٠٠,٠٠٠,١٢٠ التي تثبت تلقی المورث للمبلغ المتفق علیھ ( المستندات البنکیة ب. . علی عقد البیع والتخارج أمام کاتب العدل توقیع المورث أ. ما یلي: أغفل الحکم أن ٣- نظام اإلثبات. الذي اطلعت علیھ ھو دلیل بموجب فیدیو وال ، في الدعوى جوھري رغم أنھ أمر ولم تسبب لذلك غیر مقبول الوکاالت ورأت أن ذلك حق جوازي لھا، ثم اطلعت علی فیدیو لھا تبطل فیھ الوکاالت، ثم ذکرت أن الطلب استجواب والدة موکلنا إلبطال رفضت المحکمة أن ٢- : . ، وال بمستندات المدعلی علیھ (الملتمس) العقد وآثاره ومع ذلك لم یتم األخذ بصحیح ع، المدعی علیھ قدم مستندات بنکیة تثبت الدف دلیال مادیا علی عدم االستالم، بینما المدعي لم یقدم وأن االبتدائیة أغفلت إجراءات التحقق من التوقیعات والمستندات البنکیة التي تثبت دفع الثمن، أشار إلی أن الدائرة أن الحکم ١- : ومنھا في إجراءات اإلثبات ات التناقض عدد من االستئناف وجرى في حکم في ذمة البائع (المورث). ھ لم تعتبرھا الدائرة مستحقة ل مس)، المشتري (المدعی علیھ الملت فأجرة ، عن فترة ما قبل العقد الملتمس) - (وھو البائع) للطرف الثاني (وھو المدعی علیھ في ھذه الدعوى المورث لم تعتبر الدائرة مبلغ األجرة التي حددھا وأیضا: ٣- ، لم تخصم الدائرة ما تم سداده من دیون من مبلغ الحصص : وأیضا ٢- ات البیع وتمامھ، األساس في إثب بالرغم من أنھ ولم یطلب نتیجة التحقیقات، ، القاضي من صحة العقد العقد وذھب لمرکز التحقیقات الجنائیة.. ثم توقف األمر دون أن یتأکد أمامھا علی تم الطعن وأھلیتھما، فقد لم تجر الدائرة المقتضی الشرعي تجاه العقد الصحیح الموقع من الطرفین بکامل إرادتھما ١- الحکم االبتدائي: : التناقض في اإلجراءات ثالثا: . والمحقق إلرادة الطرفین، وتکرر نفس الخطأ في الحکم االستئناف وأقربھا للواقع الحقیقة قیمة ال مراعاة کان یجب علی المحکمة ؟ ھل تم وفق العقد أو ال لم تتأکد و ، یشتمل علی آلیة سداد المبلغ، ولم تطلب إثبات السداد بوجود العقد وأنھ الدائرة علمت حیث ، ة توجب إعادة النظر في الحکم مخالف یعد غیر المسبب لھ وغیر المبرر، وھذا التناقض - الذي تم صحیحا شرعا ونظاما - العقد بلغ عدم أخذ الدائرة بم وده. و وانصبت إرادتھما علی وج یقصدان إیقاعھ، سلیمین راشدین وواقعا الجمع، مع أن البیع تم بموجب العقد الصحیح الذي تم من طرفین رغم وجود ثالثة مبالغ ووجود تناقض صارخ یستحیل معھ منطقا ) مائة وعشرون ملیونا، ف ١٢٠.٠٠٠.٠٠٠ ( ھو أن انتقال الحصص جاء وفقا لعقد البیع مقابل مبلغ في حین أن الثابت ) ملیون، ٣٦٨.٧٥٧.٩٣١ بإجمالي: ( ) أربعمائة وخمسون ألف لاير، في حین أن القیمة السوقیة التي أوردھا تقریر أبو غزالة کانت ٤٥٠.٠٠٠ مبلغ ( کر في األسباب أن قرار الشرکاء بنقل الحصص للشیخ أسامة کان علی أساس ذ لحصص: التناقض حول ا ثانیا:</w:t>
+        <w:t>:ایناث ا لوح ضقانتلا :صصحل ذ ساسأ یلع ناک ةماسأ خیشلل صصحلا لقنب ءاکرشلا رارق نأ بابسلأا يف رک ) غلبم ٤٥٠.٠٠٠ تناک ةلازغ وبأ ریرقت اھدروأ يتلا ةیقوسلا ةمیقلا نأ نیح يف ،ريال فلأ نوسمخو ةئامعبرأ ( ) :يلامجإب ٣٦٨.٧٥٧.٩٣١ ،نویلم ( تباثلا نأ نیح يف غلبم لباقم عیبلا دقعل اقفو ءاج صصحلا لاقتنا نأ وھ ) ١٢٠.٠٠٠.٠٠٠ ف ،انویلم نورشعو ةئام ( اقطنم ھعم لیحتسی خراص ضقانت دوجوو غلابم ةثلاث دوجو مغر نیفرط نم مت يذلا حیحصلا دقعلا بجومب مت عیبلا نأ عم ،عمجلا اعقاوو نیدشار نیمیلس ،ھعاقیإ نادصقی جو یلع امھتدارإ تبصناو و .هدو مب ةرئادلا ذخأ مدع غلب دقعلا - اماظنو اعرش احیحص مت يذلا - ضقانتلا اذھو ،رربملا ریغو ھل ببسملا ریغ دعی فلاخم مکحلا يف رظنلا ةداعإ بجوت ة ، ثیح تملع ةرئادلا ھنأو دقعلا دوجوب دادسلا تابثإ بلطت ملو ،غلبملا دادس ةیلآ یلع لمتشی ، و دکأتت مل لا وأ دقعلا قفو مت لھ ؟ ةمکحملا یلع بجی ناک ةاعارم لا ةمیق ةقیقحلا عقاولل اھبرقأو فانئتسلاا مکحلا يف أطخلا سفن ررکتو ،نیفرطلا ةدارلإ ققحملاو . :اثلاث تاءارجلإا يف ضقانتلا : :يئادتبلاا مکحلا ١- امھتدارإ لماکب نیفرطلا نم عقوملا حیحصلا دقعلا هاجت يعرشلا یضتقملا ةرئادلا رجت مل دقف ،امھتیلھأو نعطلا مت یلع اھمامأ دکأتی نأ نود رملأا فقوت مث ..ةیئانجلا تاقیقحتلا زکرمل بھذو دقعلا دقعلا ةحص نم يضاقلا ، ،تاقیقحتلا ةجیتن بلطی ملو ھنأ نم مغرلاب بثإ يف ساسلأا ،ھمامتو عیبلا تا ٢- اضیأو : صصحلا غلبم نم نوید نم هدادس مت ام ةرئادلا مصخت مل ، ٣- :اضیأو اھددح يتلا ةرجلأا غلبم ةرئادلا ربتعت مل ثروملا ىوعدلا هذھ يف ھیلع یعدملا وھو) يناثلا فرطلل (عئابلا وھو) - (سمتلملا دقعلا لبق ام ةرتف نع ، ةرجأف تلملا ھیلع یعدملا) يرتشملا ،(سم ل ةقحتسم ةرئادلا اھربتعت مل ھ .(ثروملا) عئابلا ةمذ يف مکح يف ىرجو فانئتسلاا نم ددع ضقانتلا تا تابثلإا تاءارجإ يف اھنمو : ١- مکحلا نأ ةرئادلا نأ یلإ راشأ ،نمثلا عفد تبثت يتلا ةیکنبلا تادنتسملاو تاعیقوتلا نم ققحتلا تاءارجإ تلفغأ ةیئادتبلاا نأو مدقی مل يعدملا امنیب ،ملاتسلاا مدع یلع ایدام لایلد فدلا تبثت ةیکنب تادنتسم مدق ھیلع یعدملا ،ع حیحصب ذخلأا متی مل كلذ عمو هراثآو دقعلا (سمتلملا) ھیلع یلعدملا تادنتسمب لاو ، . : ٢- نأ ةمکحملا تضفر لاطبلإ انلکوم ةدلاو باوجتسا بلطلا نأ ترکذ مث ،تلااکولا ھیف لطبت اھل ویدیف یلع تعلطا مث ،اھل يزاوج قح كلذ نأ تأرو تلااکولا لوبقم ریغ كلذل ببست ملو رمأ ھنأ مغر يرھوج ىوعدلا يف ، لاو ویدیف بجومب لیلد وھ ھیلع تعلطا يذلا .تابثلإا ماظن ٣- نأ مکحلا لفغأ :يلی ام .أ ثروملا عیقوت لدعلا بتاک مامأ جراختلاو عیبلا دقع یلع . .ب ةیکنبلا تادنتسملا ) ھیلع قفتملا غلبملل ثروملا یقلت تبثت يتلا ١٢٠,٠٠٠,٠٠٠ (ريال ، عفدب يلکوم مایقو لبملا اذھ نم ثروملا هدلاو یلع نوید غ ، مغر بساحملا ریرقت يف لثمتی مکحم ریغ لیلد یلع مکحلا دمتعا امنیب ع ام تاظوحلم نم ھیل . ٣- لافغإ ةاعارم مدعو تیقوتلا : ف ) عیبلا نم ةلماک ةنس دعب مت مییقتلا ١٤٣٢ امنیب ـھ يف مت عیبلا ١٤٣١ (ـھ ، نأ یفخی لاو ھ ةمیقلا يف ةیرذج تاریغت ثودحل ةیفاک ةنس ةدم نإف تاکرشلا ملاع يف ، نابسحلا يف ذخؤت مل ةمیقلا تعفر لماوع كانھو ةصاخ دیدج كیرش لوخد لثم (ةدودحملا وکزوأ ةکرش) وھو اھلامب مھاسمک صصحلا ءارش دعب ةکرشلل ، و حصی لاف ،لکک ةکرشلل ةیقوسلا ةمیقلا عفری لماع ھتاذ دحب وھ ىوتسم یلإ یقری لا يراشتسا يأر درجم ریرقتلا نأ امک ،يرھوجلا ثدحلا اذھ نع لزعمب صصحلا مییقت ضقنی يذلا عطاقلا لیلدلا ةقثوم ةیمسر تادنتسم :لثم دقع) ررحم حیحص و عقوم دوھش ھیلعو ، تادنتسمو (ةیکنب . عیبلا دقع نم فقوملا يف ضقانتلا :اسماخ : ١- ) ص مکحلا كص يف درو ٢ نأ ( ) مقر ىوعدلا ٣٣٢٨٦٣٩٢ خیراتو ( ٨/٦/ ١٤٣٣ يضاقلا ىدل ةروظنملا ـھ ةدجب ةماعلا ةمکحملا يف يدیازلا دمحم حلاص بلاط اھیف يعدملا دقعلا لاطبإب غلبم لباقمب مت يذلا ) ١٢٠ ( ريال نویلم ، نأ اذھ ینعمو يف نعطلا ببس دقعلا لباقملا وأ نمثلا وھ فن يف دروو ، س ) ص كصلا ٣ نعط ( ھتحص يف نیعدملا لصوو ریوزتلاب كلذو ،"انومضمو لاکش دقعلا اذھ ةحص يف نونعطی نیعدملا نأ ادکؤم" ث ةیئانجلا تاقیقحتلل رملأا اوعجارت م ، يفف ةیادبلا : دقعلا لاطبإب بلاط نکلو عیبلاب رقأ . مث اقحلا : ةحص يف نعط حیحص ریغ وأ روزم ھنأ یعداو دقعلا . نإ نعطلا مث دقعلاب كسمتلا عیقوتلا ریوزت ءاعداو ھتحص يف ، یلع لدی كسامتلا مدعو ، فقوملا فعض مث ءاعداب دقعلا ةیعورشم يف نعطلا یلع مئاقلا ھعافد نأ يعدملا كردأ امدنع</w:t>
       </w:r>
     </w:p>
     <w:p>
@@ -156,7 +156,7 @@
           <w:b w:val="0"/>
           <w:i w:val="0"/>
         </w:rPr>
-        <w:t>وهللا یحفظکم ویرعاکم</w:t>
+        <w:t>مکاعریو مکظفحی اللهو</w:t>
       </w:r>
     </w:p>
     <w:p>

--- a/zaini_case_audit_output/outputs/word/documents/072_مذكرة إلحاقية على قضية 42824717 ـ التماس ـ تناقض الحكم - 28-01-2026.pdf.docx
+++ b/zaini_case_audit_output/outputs/word/documents/072_مذكرة إلحاقية على قضية 42824717 ـ التماس ـ تناقض الحكم - 28-01-2026.pdf.docx
@@ -117,7 +117,7 @@
           <w:b w:val="0"/>
           <w:i w:val="0"/>
         </w:rPr>
-        <w:t>:ایناث ا لوح ضقانتلا :صصحل ذ ساسأ یلع ناک ةماسأ خیشلل صصحلا لقنب ءاکرشلا رارق نأ بابسلأا يف رک ) غلبم ٤٥٠.٠٠٠ تناک ةلازغ وبأ ریرقت اھدروأ يتلا ةیقوسلا ةمیقلا نأ نیح يف ،ريال فلأ نوسمخو ةئامعبرأ ( ) :يلامجإب ٣٦٨.٧٥٧.٩٣١ ،نویلم ( تباثلا نأ نیح يف غلبم لباقم عیبلا دقعل اقفو ءاج صصحلا لاقتنا نأ وھ ) ١٢٠.٠٠٠.٠٠٠ ف ،انویلم نورشعو ةئام ( اقطنم ھعم لیحتسی خراص ضقانت دوجوو غلابم ةثلاث دوجو مغر نیفرط نم مت يذلا حیحصلا دقعلا بجومب مت عیبلا نأ عم ،عمجلا اعقاوو نیدشار نیمیلس ،ھعاقیإ نادصقی جو یلع امھتدارإ تبصناو و .هدو مب ةرئادلا ذخأ مدع غلب دقعلا - اماظنو اعرش احیحص مت يذلا - ضقانتلا اذھو ،رربملا ریغو ھل ببسملا ریغ دعی فلاخم مکحلا يف رظنلا ةداعإ بجوت ة ، ثیح تملع ةرئادلا ھنأو دقعلا دوجوب دادسلا تابثإ بلطت ملو ،غلبملا دادس ةیلآ یلع لمتشی ، و دکأتت مل لا وأ دقعلا قفو مت لھ ؟ ةمکحملا یلع بجی ناک ةاعارم لا ةمیق ةقیقحلا عقاولل اھبرقأو فانئتسلاا مکحلا يف أطخلا سفن ررکتو ،نیفرطلا ةدارلإ ققحملاو . :اثلاث تاءارجلإا يف ضقانتلا : :يئادتبلاا مکحلا ١- امھتدارإ لماکب نیفرطلا نم عقوملا حیحصلا دقعلا هاجت يعرشلا یضتقملا ةرئادلا رجت مل دقف ،امھتیلھأو نعطلا مت یلع اھمامأ دکأتی نأ نود رملأا فقوت مث ..ةیئانجلا تاقیقحتلا زکرمل بھذو دقعلا دقعلا ةحص نم يضاقلا ، ،تاقیقحتلا ةجیتن بلطی ملو ھنأ نم مغرلاب بثإ يف ساسلأا ،ھمامتو عیبلا تا ٢- اضیأو : صصحلا غلبم نم نوید نم هدادس مت ام ةرئادلا مصخت مل ، ٣- :اضیأو اھددح يتلا ةرجلأا غلبم ةرئادلا ربتعت مل ثروملا ىوعدلا هذھ يف ھیلع یعدملا وھو) يناثلا فرطلل (عئابلا وھو) - (سمتلملا دقعلا لبق ام ةرتف نع ، ةرجأف تلملا ھیلع یعدملا) يرتشملا ،(سم ل ةقحتسم ةرئادلا اھربتعت مل ھ .(ثروملا) عئابلا ةمذ يف مکح يف ىرجو فانئتسلاا نم ددع ضقانتلا تا تابثلإا تاءارجإ يف اھنمو : ١- مکحلا نأ ةرئادلا نأ یلإ راشأ ،نمثلا عفد تبثت يتلا ةیکنبلا تادنتسملاو تاعیقوتلا نم ققحتلا تاءارجإ تلفغأ ةیئادتبلاا نأو مدقی مل يعدملا امنیب ،ملاتسلاا مدع یلع ایدام لایلد فدلا تبثت ةیکنب تادنتسم مدق ھیلع یعدملا ،ع حیحصب ذخلأا متی مل كلذ عمو هراثآو دقعلا (سمتلملا) ھیلع یلعدملا تادنتسمب لاو ، . : ٢- نأ ةمکحملا تضفر لاطبلإ انلکوم ةدلاو باوجتسا بلطلا نأ ترکذ مث ،تلااکولا ھیف لطبت اھل ویدیف یلع تعلطا مث ،اھل يزاوج قح كلذ نأ تأرو تلااکولا لوبقم ریغ كلذل ببست ملو رمأ ھنأ مغر يرھوج ىوعدلا يف ، لاو ویدیف بجومب لیلد وھ ھیلع تعلطا يذلا .تابثلإا ماظن ٣- نأ مکحلا لفغأ :يلی ام .أ ثروملا عیقوت لدعلا بتاک مامأ جراختلاو عیبلا دقع یلع . .ب ةیکنبلا تادنتسملا ) ھیلع قفتملا غلبملل ثروملا یقلت تبثت يتلا ١٢٠,٠٠٠,٠٠٠ (ريال ، عفدب يلکوم مایقو لبملا اذھ نم ثروملا هدلاو یلع نوید غ ، مغر بساحملا ریرقت يف لثمتی مکحم ریغ لیلد یلع مکحلا دمتعا امنیب ع ام تاظوحلم نم ھیل . ٣- لافغإ ةاعارم مدعو تیقوتلا : ف ) عیبلا نم ةلماک ةنس دعب مت مییقتلا ١٤٣٢ امنیب ـھ يف مت عیبلا ١٤٣١ (ـھ ، نأ یفخی لاو ھ ةمیقلا يف ةیرذج تاریغت ثودحل ةیفاک ةنس ةدم نإف تاکرشلا ملاع يف ، نابسحلا يف ذخؤت مل ةمیقلا تعفر لماوع كانھو ةصاخ دیدج كیرش لوخد لثم (ةدودحملا وکزوأ ةکرش) وھو اھلامب مھاسمک صصحلا ءارش دعب ةکرشلل ، و حصی لاف ،لکک ةکرشلل ةیقوسلا ةمیقلا عفری لماع ھتاذ دحب وھ ىوتسم یلإ یقری لا يراشتسا يأر درجم ریرقتلا نأ امک ،يرھوجلا ثدحلا اذھ نع لزعمب صصحلا مییقت ضقنی يذلا عطاقلا لیلدلا ةقثوم ةیمسر تادنتسم :لثم دقع) ررحم حیحص و عقوم دوھش ھیلعو ، تادنتسمو (ةیکنب . عیبلا دقع نم فقوملا يف ضقانتلا :اسماخ : ١- ) ص مکحلا كص يف درو ٢ نأ ( ) مقر ىوعدلا ٣٣٢٨٦٣٩٢ خیراتو ( ٨/٦/ ١٤٣٣ يضاقلا ىدل ةروظنملا ـھ ةدجب ةماعلا ةمکحملا يف يدیازلا دمحم حلاص بلاط اھیف يعدملا دقعلا لاطبإب غلبم لباقمب مت يذلا ) ١٢٠ ( ريال نویلم ، نأ اذھ ینعمو يف نعطلا ببس دقعلا لباقملا وأ نمثلا وھ فن يف دروو ، س ) ص كصلا ٣ نعط ( ھتحص يف نیعدملا لصوو ریوزتلاب كلذو ،"انومضمو لاکش دقعلا اذھ ةحص يف نونعطی نیعدملا نأ ادکؤم" ث ةیئانجلا تاقیقحتلل رملأا اوعجارت م ، يفف ةیادبلا : دقعلا لاطبإب بلاط نکلو عیبلاب رقأ . مث اقحلا : ةحص يف نعط حیحص ریغ وأ روزم ھنأ یعداو دقعلا . نإ نعطلا مث دقعلاب كسمتلا عیقوتلا ریوزت ءاعداو ھتحص يف ، یلع لدی كسامتلا مدعو ، فقوملا فعض مث ءاعداب دقعلا ةیعورشم يف نعطلا یلع مئاقلا ھعافد نأ يعدملا كردأ امدنع</w:t>
+        <w:t>:ایناث ا لوح ضقانتلا :صصحل ذ ساسأ یلع ناک ةماسأ خیشلل صصحلا لقنب ءاکرشلا رارق نأ بابسلأا يف رک ) غلبم ٤٥٠.٠٠٠ تناک ةلازغ وبأ ریرقت اھدروأ يتلا ةیقوسلا ةمیقلا نأ نیح يف ،ريال فلأ نوسمخو ةئامعبرأ ( ) :يلامجإب ٣٦٨.٧٥٧.٩٣١ ،نویلم ( تباثلا نأ نیح يف غلبم لباقم عیبلا دقعل اقفو ءاج صصحلا لاقتنا نأ وھ ) ١٢٠.٠٠٠.٠٠٠ ف ،انویلم نورشعو ةئام ( اقطنم ھعم لیحتسی خراص ضقانت دوجوو غلابم ةثلاث دوجو مغر نیفرط نم مت يذلا حیحصلا دقعلا بجومب مت عیبلا نأ عم ،عمجلا اعقاوو نیدشار نیمیلس ،ھعاقیإ نادصقی جو یلع امھتدارإ تبصناو و .هدو مب ةرئادلا ذخأ مدع غلب دقعلا - اماظنو اعرش احیحص مت يذلا - ضقانتلا اذھو ،رربملا ریغو ھل ببسملا ریغ دعی فلاخم مکحلا يف رظنلا ةداعإ بجوت ة ، ثیح تملع ةرئادلا ھنأو دقعلا دوجوب دادسلا تابثإ بلطت ملو ،غلبملا دادس ةیلآ یلع لمتشی ، و دکأتت مل لا وأ دقعلا قفو مت لھ ؟ ةمکحملا یلع بجی ناک ةاعارم لا ةمیق ةقیقحلا عقاولل اھبرقأو فانئتسلاا مکحلا يف أطخلا سفن ررکتو ،نیفرطلا ةدارلإ ققحملاو . :اثلاث تاءارجلإا يف ضقانتلا : :يئادتبلاا مکحلا ١- امھتدارإ لماکب نیفرطلا نم عقوملا حیحصلا دقعلا هاجت يعرشلا یضتقملا ةرئادلا رجت مل دقف ،امھتیلھأو نعطلا مت یلع اھمامأ دکأتی نأ نود رملأا فقوت مث ..ةیئانجلا تاقیقحتلا زکرمل بھذو دقعلا ةحص نم يضاقلا ، ،تاقیقحتلا ةجیتن بلطی ملو ھنأ نم مغرلاب بثإ يف ساسلأا ،ھمامتو عیبلا تا ٢- اضیأو : صصحلا غلبم نم نوید نم هدادس مت ام ةرئادلا مصخت مل ، ٣- :اضیأو اھددح يتلا ةرجلأا غلبم ةرئادلا ربتعت مل ثروملا ىوعدلا هذھ يف ھیلع یعدملا وھو) يناثلا فرطلل (عئابلا وھو) - (سمتلملا دقعلا لبق ام ةرتف نع ، ةرجأف تلملا ھیلع یعدملا) يرتشملا ،(سم ل ةقحتسم ةرئادلا اھربتعت مل ھ .(ثروملا) عئابلا ةمذ يف مکح يف ىرجو فانئتسلاا نم ددع ضقانتلا تا تابثلإا تاءارجإ يف اھنمو : ١- مکحلا نأ ةرئادلا نأ یلإ راشأ ،نمثلا عفد تبثت يتلا ةیکنبلا تادنتسملاو تاعیقوتلا نم ققحتلا تاءارجإ تلفغأ ةیئادتبلاا نأو مدقی مل يعدملا امنیب ،ملاتسلاا مدع یلع ایدام لایلد فدلا تبثت ةیکنب تادنتسم مدق ھیلع یعدملا ،ع حیحصب ذخلأا متی مل كلذ عمو هراثآو دقعلا (سمتلملا) ھیلع یلعدملا تادنتسمب لاو ، . : ٢- نأ ةمکحملا تضفر لاطبلإ انلکوم ةدلاو باوجتسا بلطلا نأ ترکذ مث ،تلااکولا ھیف لطبت اھل ویدیف یلع تعلطا مث ،اھل يزاوج قح كلذ نأ تأرو تلااکولا لوبقم ریغ كلذل ببست ملو رمأ ھنأ مغر يرھوج ىوعدلا يف ، لاو ویدیف بجومب لیلد وھ ھیلع تعلطا يذلا .تابثلإا ماظن ٣- نأ مکحلا لفغأ :يلی ام .أ ثروملا عیقوت لدعلا بتاک مامأ جراختلاو عیبلا دقع یلع . .ب ةیکنبلا تادنتسملا ) ھیلع قفتملا غلبملل ثروملا یقلت تبثت يتلا ١٢٠,٠٠٠,٠٠٠ (ريال ، عفدب يلکوم مایقو لبملا اذھ نم ثروملا هدلاو یلع نوید غ ، مغر بساحملا ریرقت يف لثمتی مکحم ریغ لیلد یلع مکحلا دمتعا امنیب ع ام تاظوحلم نم ھیل . ٣- لافغإ ةاعارم مدعو تیقوتلا : ف ) عیبلا نم ةلماک ةنس دعب مت مییقتلا ١٤٣٢ امنیب ـھ يف مت عیبلا ١٤٣١ (ـھ ، نأ یفخی لاو ھ ةمیقلا يف ةیرذج تاریغت ثودحل ةیفاک ةنس ةدم نإف تاکرشلا ملاع يف ، نابسحلا يف ذخؤت مل ةمیقلا تعفر لماوع كانھو ةصاخ دیدج كیرش لوخد لثم (ةدودحملا وکزوأ ةکرش) وھو اھلامب مھاسمک صصحلا ءارش دعب ةکرشلل ، و حصی لاف ،لکک ةکرشلل ةیقوسلا ةمیقلا عفری لماع ھتاذ دحب وھ ىوتسم یلإ یقری لا يراشتسا يأر درجم ریرقتلا نأ امک ،يرھوجلا ثدحلا اذھ نع لزعمب صصحلا مییقت ضقنی يذلا عطاقلا لیلدلا ةقثوم ةیمسر تادنتسم :لثم دقع) ررحم حیحص و عقوم دوھش ھیلعو ، تادنتسمو (ةیکنب . عیبلا دقع نم فقوملا يف ضقانتلا :اسماخ : ١- ) ص مکحلا كص يف درو ٢ نأ ( ) مقر ىوعدلا ٣٣٢٨٦٣٩٢ خیراتو ( ٨/٦/ ١٤٣٣ يضاقلا ىدل ةروظنملا ـھ ةدجب ةماعلا ةمکحملا يف يدیازلا دمحم حلاص بلاط اھیف يعدملا دقعلا لاطبإب غلبم لباقمب مت يذلا ) ١٢٠ ( ريال نویلم ، نأ اذھ ینعمو يف نعطلا ببس دقعلا لباقملا وأ نمثلا وھ فن يف دروو ، س ) ص كصلا ٣ نعط ( ھتحص يف نیعدملا لصوو ریوزتلاب كلذو ،"انومضمو لاکش دقعلا اذھ ةحص يف نونعطی نیعدملا نأ ادکؤم" ث ةیئانجلا تاقیقحتلل رملأا اوعجارت م ، يفف ةیادبلا : دقعلا لاطبإب بلاط نکلو عیبلاب رقأ . مث اقحلا : ةحص يف نعط حیحص ریغ وأ روزم ھنأ یعداو دقعلا . نإ نعطلا مث دقعلاب كسمتلا عیقوتلا ریوزت ءاعداو ھتحص يف ، یلع لدی كسامتلا مدعو ، فقوملا فعض مث ءاعداب دقعلا ةیعورشم يف نعطلا یلع مئاقلا ھعافد نأ يعدملا كردأ امدنع</w:t>
       </w:r>
     </w:p>
     <w:p>
